--- a/output/summary/claims/FederatedGqlBreakDown-FE-claims.docx
+++ b/output/summary/claims/FederatedGqlBreakDown-FE-claims.docx
@@ -354,7 +354,7 @@
                 <w:color w:val="373737"/>
                 <w:sz w:val="18"/>
               </w:rPr>
-              <w:t>2026-07-16</w:t>
+              <w:t>2026-07-17</w:t>
             </w:r>
           </w:p>
         </w:tc>
@@ -930,34 +930,6 @@
                 <w:rFonts w:ascii="Courier New" w:hAnsi="Courier New"/>
                 <w:sz w:val="18"/>
               </w:rPr>
-              <w:t>CLAIM-BE-B-03</w:t>
-            </w:r>
-            <w:r>
-              <w:rPr>
-                <w:color w:val="373737"/>
-                <w:sz w:val="18"/>
-              </w:rPr>
-              <w:t xml:space="preserve">, </w:t>
-            </w:r>
-            <w:r>
-              <w:rPr>
-                <w:rFonts w:ascii="Courier New" w:hAnsi="Courier New"/>
-                <w:sz w:val="18"/>
-              </w:rPr>
-              <w:t>CLAIM-BE-B-04</w:t>
-            </w:r>
-            <w:r>
-              <w:rPr>
-                <w:color w:val="373737"/>
-                <w:sz w:val="18"/>
-              </w:rPr>
-              <w:t xml:space="preserve">, </w:t>
-            </w:r>
-            <w:r>
-              <w:rPr>
-                <w:rFonts w:ascii="Courier New" w:hAnsi="Courier New"/>
-                <w:sz w:val="18"/>
-              </w:rPr>
               <w:t>CLAIM-FE-001</w:t>
             </w:r>
           </w:p>
@@ -1172,34 +1144,6 @@
                 <w:sz w:val="18"/>
               </w:rPr>
               <w:t>CLAIM-BE-D-03</w:t>
-            </w:r>
-            <w:r>
-              <w:rPr>
-                <w:color w:val="373737"/>
-                <w:sz w:val="18"/>
-              </w:rPr>
-              <w:t xml:space="preserve">, </w:t>
-            </w:r>
-            <w:r>
-              <w:rPr>
-                <w:rFonts w:ascii="Courier New" w:hAnsi="Courier New"/>
-                <w:sz w:val="18"/>
-              </w:rPr>
-              <w:t>CLAIM-BE-D-04</w:t>
-            </w:r>
-            <w:r>
-              <w:rPr>
-                <w:color w:val="373737"/>
-                <w:sz w:val="18"/>
-              </w:rPr>
-              <w:t xml:space="preserve">, </w:t>
-            </w:r>
-            <w:r>
-              <w:rPr>
-                <w:rFonts w:ascii="Courier New" w:hAnsi="Courier New"/>
-                <w:sz w:val="18"/>
-              </w:rPr>
-              <w:t>CLAIM-BE-D-05</w:t>
             </w:r>
           </w:p>
         </w:tc>
@@ -1746,34 +1690,6 @@
               </w:rPr>
               <w:t>CLAIM-BE-B-02</w:t>
             </w:r>
-            <w:r>
-              <w:rPr>
-                <w:color w:val="373737"/>
-                <w:sz w:val="18"/>
-              </w:rPr>
-              <w:t xml:space="preserve">, </w:t>
-            </w:r>
-            <w:r>
-              <w:rPr>
-                <w:rFonts w:ascii="Courier New" w:hAnsi="Courier New"/>
-                <w:sz w:val="18"/>
-              </w:rPr>
-              <w:t>CLAIM-BE-B-03</w:t>
-            </w:r>
-            <w:r>
-              <w:rPr>
-                <w:color w:val="373737"/>
-                <w:sz w:val="18"/>
-              </w:rPr>
-              <w:t xml:space="preserve">, </w:t>
-            </w:r>
-            <w:r>
-              <w:rPr>
-                <w:rFonts w:ascii="Courier New" w:hAnsi="Courier New"/>
-                <w:sz w:val="18"/>
-              </w:rPr>
-              <w:t>CLAIM-BE-B-04</w:t>
-            </w:r>
           </w:p>
         </w:tc>
         <w:tc>
@@ -1897,27 +1813,6 @@
                 <w:sz w:val="18"/>
               </w:rPr>
               <w:t>CLAIM-BE-D-03</w:t>
-            </w:r>
-            <w:r>
-              <w:rPr>
-                <w:color w:val="373737"/>
-                <w:sz w:val="18"/>
-              </w:rPr>
-              <w:t xml:space="preserve">, </w:t>
-            </w:r>
-            <w:r>
-              <w:rPr>
-                <w:rFonts w:ascii="Courier New" w:hAnsi="Courier New"/>
-                <w:sz w:val="18"/>
-              </w:rPr>
-              <w:t>CLAIM-BE-D-04</w:t>
-            </w:r>
-            <w:r>
-              <w:rPr>
-                <w:color w:val="373737"/>
-                <w:sz w:val="18"/>
-              </w:rPr>
-              <w:t xml:space="preserve"> (+1)</w:t>
             </w:r>
           </w:p>
         </w:tc>
@@ -2115,6 +2010,548 @@
           <w:sz w:val="19"/>
         </w:rPr>
         <w:t>.</w:t>
+      </w:r>
+    </w:p>
+    <w:p>
+      <w:pPr>
+        <w:spacing w:before="240" w:after="80"/>
+      </w:pPr>
+      <w:r>
+        <w:rPr>
+          <w:b/>
+          <w:color w:val="1F497D"/>
+          <w:sz w:val="28"/>
+        </w:rPr>
+        <w:t>Recommended Story Graph — 2 Frontend Engineers</w:t>
+      </w:r>
+    </w:p>
+    <w:p>
+      <w:pPr>
+        <w:spacing w:after="40"/>
+      </w:pPr>
+      <w:r>
+        <w:rPr>
+          <w:color w:val="444444"/>
+          <w:sz w:val="18"/>
+        </w:rPr>
+        <w:t xml:space="preserve">The order map above packed onto </w:t>
+      </w:r>
+      <w:r>
+        <w:rPr>
+          <w:b/>
+          <w:color w:val="444444"/>
+          <w:sz w:val="18"/>
+        </w:rPr>
+        <w:t>two frontend engineers</w:t>
+      </w:r>
+      <w:r>
+        <w:rPr>
+          <w:color w:val="444444"/>
+          <w:sz w:val="18"/>
+        </w:rPr>
+        <w:t xml:space="preserve">. Lanes re-sync at each step because the step's </w:t>
+      </w:r>
+      <w:r>
+        <w:rPr>
+          <w:b/>
+          <w:color w:val="444444"/>
+          <w:sz w:val="18"/>
+        </w:rPr>
+        <w:t>backend gate</w:t>
+      </w:r>
+      <w:r>
+        <w:rPr>
+          <w:color w:val="444444"/>
+          <w:sz w:val="18"/>
+        </w:rPr>
+        <w:t xml:space="preserve"> — not engineer availability — is the limiter; in a single-story step the second engineer pairs on parity checks/rollout or pre-pulls the next unblocked story. FE→FE chains stay with one engineer for context.</w:t>
+      </w:r>
+    </w:p>
+    <w:tbl>
+      <w:tblPr>
+        <w:tblStyle w:val="TableGrid"/>
+        <w:tblW w:type="auto" w:w="0"/>
+        <w:tblLook w:firstColumn="1" w:firstRow="1" w:lastColumn="0" w:lastRow="0" w:noHBand="0" w:noVBand="1" w:val="04A0"/>
+        <w:tblBorders>
+          <w:top w:val="single" w:sz="4" w:space="0" w:color="BFBFBF"/>
+          <w:left w:val="single" w:sz="4" w:space="0" w:color="BFBFBF"/>
+          <w:bottom w:val="single" w:sz="4" w:space="0" w:color="BFBFBF"/>
+          <w:right w:val="single" w:sz="4" w:space="0" w:color="BFBFBF"/>
+          <w:insideH w:val="single" w:sz="4" w:space="0" w:color="BFBFBF"/>
+          <w:insideV w:val="single" w:sz="4" w:space="0" w:color="BFBFBF"/>
+        </w:tblBorders>
+      </w:tblPr>
+      <w:tblGrid>
+        <w:gridCol w:w="2160"/>
+        <w:gridCol w:w="2160"/>
+        <w:gridCol w:w="2160"/>
+        <w:gridCol w:w="2160"/>
+      </w:tblGrid>
+      <w:tr>
+        <w:trPr>
+          <w:trHeight w:val="360" w:hRule="atLeast"/>
+        </w:trPr>
+        <w:tc>
+          <w:tcPr>
+            <w:tcW w:type="dxa" w:w="2160"/>
+            <w:shd w:val="clear" w:color="auto" w:fill="DAE8FC"/>
+            <w:vAlign w:val="top"/>
+          </w:tcPr>
+          <w:p>
+            <w:pPr>
+              <w:jc w:val="left"/>
+            </w:pPr>
+            <w:r>
+              <w:rPr>
+                <w:b/>
+                <w:color w:val="1F3864"/>
+                <w:sz w:val="18"/>
+              </w:rPr>
+              <w:t>Step</w:t>
+            </w:r>
+          </w:p>
+        </w:tc>
+        <w:tc>
+          <w:tcPr>
+            <w:tcW w:type="dxa" w:w="2160"/>
+            <w:shd w:val="clear" w:color="auto" w:fill="DAE8FC"/>
+            <w:vAlign w:val="top"/>
+          </w:tcPr>
+          <w:p>
+            <w:pPr>
+              <w:jc w:val="left"/>
+            </w:pPr>
+            <w:r>
+              <w:rPr>
+                <w:b/>
+                <w:color w:val="1F3864"/>
+                <w:sz w:val="18"/>
+              </w:rPr>
+              <w:t>👤 FE-1</w:t>
+            </w:r>
+          </w:p>
+        </w:tc>
+        <w:tc>
+          <w:tcPr>
+            <w:tcW w:type="dxa" w:w="2160"/>
+            <w:shd w:val="clear" w:color="auto" w:fill="DAE8FC"/>
+            <w:vAlign w:val="top"/>
+          </w:tcPr>
+          <w:p>
+            <w:pPr>
+              <w:jc w:val="left"/>
+            </w:pPr>
+            <w:r>
+              <w:rPr>
+                <w:b/>
+                <w:color w:val="1F3864"/>
+                <w:sz w:val="18"/>
+              </w:rPr>
+              <w:t>👤 FE-2</w:t>
+            </w:r>
+          </w:p>
+        </w:tc>
+        <w:tc>
+          <w:tcPr>
+            <w:tcW w:type="dxa" w:w="2160"/>
+            <w:shd w:val="clear" w:color="auto" w:fill="DAE8FC"/>
+            <w:vAlign w:val="top"/>
+          </w:tcPr>
+          <w:p>
+            <w:pPr>
+              <w:jc w:val="left"/>
+            </w:pPr>
+            <w:r>
+              <w:rPr>
+                <w:b/>
+                <w:color w:val="1F3864"/>
+                <w:sz w:val="18"/>
+              </w:rPr>
+              <w:t>Backend gate (focus)</w:t>
+            </w:r>
+          </w:p>
+        </w:tc>
+      </w:tr>
+      <w:tr>
+        <w:tc>
+          <w:tcPr>
+            <w:tcW w:type="dxa" w:w="2160"/>
+            <w:vAlign w:val="top"/>
+          </w:tcPr>
+          <w:p>
+            <w:pPr>
+              <w:jc w:val="left"/>
+            </w:pPr>
+            <w:r>
+              <w:rPr>
+                <w:color w:val="373737"/>
+                <w:sz w:val="18"/>
+              </w:rPr>
+              <w:t>1</w:t>
+            </w:r>
+          </w:p>
+        </w:tc>
+        <w:tc>
+          <w:tcPr>
+            <w:tcW w:type="dxa" w:w="2160"/>
+            <w:vAlign w:val="top"/>
+          </w:tcPr>
+          <w:p>
+            <w:pPr>
+              <w:jc w:val="left"/>
+            </w:pPr>
+            <w:r>
+              <w:rPr>
+                <w:color w:val="373737"/>
+                <w:sz w:val="18"/>
+              </w:rPr>
+              <w:t xml:space="preserve">🟡 </w:t>
+            </w:r>
+            <w:r>
+              <w:rPr>
+                <w:rFonts w:ascii="Courier New" w:hAnsi="Courier New"/>
+                <w:sz w:val="18"/>
+              </w:rPr>
+              <w:t>CLAIM-FE-001</w:t>
+            </w:r>
+            <w:r>
+              <w:rPr>
+                <w:color w:val="373737"/>
+                <w:sz w:val="18"/>
+              </w:rPr>
+              <w:t xml:space="preserve"> (2–3d)</w:t>
+            </w:r>
+          </w:p>
+        </w:tc>
+        <w:tc>
+          <w:tcPr>
+            <w:tcW w:type="dxa" w:w="2160"/>
+            <w:vAlign w:val="top"/>
+          </w:tcPr>
+          <w:p>
+            <w:pPr>
+              <w:jc w:val="left"/>
+            </w:pPr>
+            <w:r>
+              <w:rPr>
+                <w:color w:val="373737"/>
+                <w:sz w:val="18"/>
+              </w:rPr>
+              <w:t>—</w:t>
+            </w:r>
+          </w:p>
+        </w:tc>
+        <w:tc>
+          <w:tcPr>
+            <w:tcW w:type="dxa" w:w="2160"/>
+            <w:vAlign w:val="top"/>
+          </w:tcPr>
+          <w:p>
+            <w:pPr>
+              <w:jc w:val="left"/>
+            </w:pPr>
+            <w:r>
+              <w:rPr>
+                <w:color w:val="373737"/>
+                <w:sz w:val="18"/>
+              </w:rPr>
+              <w:t>Reads cutover — needs backend phase A/B reads live</w:t>
+            </w:r>
+          </w:p>
+        </w:tc>
+      </w:tr>
+      <w:tr>
+        <w:tc>
+          <w:tcPr>
+            <w:tcW w:type="dxa" w:w="2160"/>
+            <w:shd w:val="clear" w:color="auto" w:fill="F5F8FF"/>
+            <w:vAlign w:val="top"/>
+          </w:tcPr>
+          <w:p>
+            <w:pPr>
+              <w:jc w:val="left"/>
+            </w:pPr>
+            <w:r>
+              <w:rPr>
+                <w:color w:val="373737"/>
+                <w:sz w:val="18"/>
+              </w:rPr>
+              <w:t>2</w:t>
+            </w:r>
+          </w:p>
+        </w:tc>
+        <w:tc>
+          <w:tcPr>
+            <w:tcW w:type="dxa" w:w="2160"/>
+            <w:shd w:val="clear" w:color="auto" w:fill="F5F8FF"/>
+            <w:vAlign w:val="top"/>
+          </w:tcPr>
+          <w:p>
+            <w:pPr>
+              <w:jc w:val="left"/>
+            </w:pPr>
+            <w:r>
+              <w:rPr>
+                <w:color w:val="373737"/>
+                <w:sz w:val="18"/>
+              </w:rPr>
+              <w:t xml:space="preserve">🔴 </w:t>
+            </w:r>
+            <w:r>
+              <w:rPr>
+                <w:rFonts w:ascii="Courier New" w:hAnsi="Courier New"/>
+                <w:sz w:val="18"/>
+              </w:rPr>
+              <w:t>CLAIM-FE-002</w:t>
+            </w:r>
+            <w:r>
+              <w:rPr>
+                <w:color w:val="373737"/>
+                <w:sz w:val="18"/>
+              </w:rPr>
+              <w:t xml:space="preserve"> (6–10d)</w:t>
+            </w:r>
+          </w:p>
+        </w:tc>
+        <w:tc>
+          <w:tcPr>
+            <w:tcW w:type="dxa" w:w="2160"/>
+            <w:shd w:val="clear" w:color="auto" w:fill="F5F8FF"/>
+            <w:vAlign w:val="top"/>
+          </w:tcPr>
+          <w:p>
+            <w:pPr>
+              <w:jc w:val="left"/>
+            </w:pPr>
+            <w:r>
+              <w:rPr>
+                <w:color w:val="373737"/>
+                <w:sz w:val="18"/>
+              </w:rPr>
+              <w:t>—</w:t>
+            </w:r>
+          </w:p>
+        </w:tc>
+        <w:tc>
+          <w:tcPr>
+            <w:tcW w:type="dxa" w:w="2160"/>
+            <w:shd w:val="clear" w:color="auto" w:fill="F5F8FF"/>
+            <w:vAlign w:val="top"/>
+          </w:tcPr>
+          <w:p>
+            <w:pPr>
+              <w:jc w:val="left"/>
+            </w:pPr>
+            <w:r>
+              <w:rPr>
+                <w:color w:val="373737"/>
+                <w:sz w:val="18"/>
+              </w:rPr>
+              <w:t>Search &amp; listing — needs backend phase C</w:t>
+            </w:r>
+          </w:p>
+        </w:tc>
+      </w:tr>
+      <w:tr>
+        <w:tc>
+          <w:tcPr>
+            <w:tcW w:type="dxa" w:w="2160"/>
+            <w:vAlign w:val="top"/>
+          </w:tcPr>
+          <w:p>
+            <w:pPr>
+              <w:jc w:val="left"/>
+            </w:pPr>
+            <w:r>
+              <w:rPr>
+                <w:color w:val="373737"/>
+                <w:sz w:val="18"/>
+              </w:rPr>
+              <w:t>3</w:t>
+            </w:r>
+          </w:p>
+        </w:tc>
+        <w:tc>
+          <w:tcPr>
+            <w:tcW w:type="dxa" w:w="2160"/>
+            <w:vAlign w:val="top"/>
+          </w:tcPr>
+          <w:p>
+            <w:pPr>
+              <w:jc w:val="left"/>
+            </w:pPr>
+            <w:r>
+              <w:rPr>
+                <w:color w:val="373737"/>
+                <w:sz w:val="18"/>
+              </w:rPr>
+              <w:t xml:space="preserve">🟡 </w:t>
+            </w:r>
+            <w:r>
+              <w:rPr>
+                <w:rFonts w:ascii="Courier New" w:hAnsi="Courier New"/>
+                <w:sz w:val="18"/>
+              </w:rPr>
+              <w:t>CLAIM-FE-003</w:t>
+            </w:r>
+            <w:r>
+              <w:rPr>
+                <w:color w:val="373737"/>
+                <w:sz w:val="18"/>
+              </w:rPr>
+              <w:t xml:space="preserve"> (4–6d)</w:t>
+            </w:r>
+          </w:p>
+        </w:tc>
+        <w:tc>
+          <w:tcPr>
+            <w:tcW w:type="dxa" w:w="2160"/>
+            <w:vAlign w:val="top"/>
+          </w:tcPr>
+          <w:p>
+            <w:pPr>
+              <w:jc w:val="left"/>
+            </w:pPr>
+            <w:r>
+              <w:rPr>
+                <w:color w:val="373737"/>
+                <w:sz w:val="18"/>
+              </w:rPr>
+              <w:t>—</w:t>
+            </w:r>
+          </w:p>
+        </w:tc>
+        <w:tc>
+          <w:tcPr>
+            <w:tcW w:type="dxa" w:w="2160"/>
+            <w:vAlign w:val="top"/>
+          </w:tcPr>
+          <w:p>
+            <w:pPr>
+              <w:jc w:val="left"/>
+            </w:pPr>
+            <w:r>
+              <w:rPr>
+                <w:color w:val="373737"/>
+                <w:sz w:val="18"/>
+              </w:rPr>
+              <w:t>Writes — needs backend phase D mutations</w:t>
+            </w:r>
+          </w:p>
+        </w:tc>
+      </w:tr>
+      <w:tr>
+        <w:tc>
+          <w:tcPr>
+            <w:tcW w:type="dxa" w:w="2160"/>
+            <w:shd w:val="clear" w:color="auto" w:fill="F5F8FF"/>
+            <w:vAlign w:val="top"/>
+          </w:tcPr>
+          <w:p>
+            <w:pPr>
+              <w:jc w:val="left"/>
+            </w:pPr>
+            <w:r>
+              <w:rPr>
+                <w:color w:val="373737"/>
+                <w:sz w:val="18"/>
+              </w:rPr>
+              <w:t>4</w:t>
+            </w:r>
+          </w:p>
+        </w:tc>
+        <w:tc>
+          <w:tcPr>
+            <w:tcW w:type="dxa" w:w="2160"/>
+            <w:shd w:val="clear" w:color="auto" w:fill="F5F8FF"/>
+            <w:vAlign w:val="top"/>
+          </w:tcPr>
+          <w:p>
+            <w:pPr>
+              <w:jc w:val="left"/>
+            </w:pPr>
+            <w:r>
+              <w:rPr>
+                <w:color w:val="373737"/>
+                <w:sz w:val="18"/>
+              </w:rPr>
+              <w:t xml:space="preserve">🔴 </w:t>
+            </w:r>
+            <w:r>
+              <w:rPr>
+                <w:rFonts w:ascii="Courier New" w:hAnsi="Courier New"/>
+                <w:sz w:val="18"/>
+              </w:rPr>
+              <w:t>CLAIM-FE-004</w:t>
+            </w:r>
+            <w:r>
+              <w:rPr>
+                <w:color w:val="373737"/>
+                <w:sz w:val="18"/>
+              </w:rPr>
+              <w:t xml:space="preserve"> (5–8d)</w:t>
+            </w:r>
+          </w:p>
+        </w:tc>
+        <w:tc>
+          <w:tcPr>
+            <w:tcW w:type="dxa" w:w="2160"/>
+            <w:shd w:val="clear" w:color="auto" w:fill="F5F8FF"/>
+            <w:vAlign w:val="top"/>
+          </w:tcPr>
+          <w:p>
+            <w:pPr>
+              <w:jc w:val="left"/>
+            </w:pPr>
+            <w:r>
+              <w:rPr>
+                <w:color w:val="373737"/>
+                <w:sz w:val="18"/>
+              </w:rPr>
+              <w:t>—</w:t>
+            </w:r>
+          </w:p>
+        </w:tc>
+        <w:tc>
+          <w:tcPr>
+            <w:tcW w:type="dxa" w:w="2160"/>
+            <w:shd w:val="clear" w:color="auto" w:fill="F5F8FF"/>
+            <w:vAlign w:val="top"/>
+          </w:tcPr>
+          <w:p>
+            <w:pPr>
+              <w:jc w:val="left"/>
+            </w:pPr>
+            <w:r>
+              <w:rPr>
+                <w:color w:val="373737"/>
+                <w:sz w:val="18"/>
+              </w:rPr>
+              <w:t>Complex writes / sagas — needs backend phase E + ADR ratification</w:t>
+            </w:r>
+          </w:p>
+        </w:tc>
+      </w:tr>
+    </w:tbl>
+    <w:p/>
+    <w:p>
+      <w:pPr>
+        <w:spacing w:after="60"/>
+      </w:pPr>
+      <w:r>
+        <w:rPr>
+          <w:b/>
+          <w:color w:val="373737"/>
+          <w:sz w:val="19"/>
+        </w:rPr>
+        <w:t>Elapsed (nominal midpoints):</w:t>
+      </w:r>
+      <w:r>
+        <w:rPr>
+          <w:color w:val="373737"/>
+          <w:sz w:val="19"/>
+        </w:rPr>
+        <w:t xml:space="preserve"> ~22 FE build days with 2 engineers vs ~22 single-engineer — calendar time is set by the backend gates, not FE capacity.</w:t>
       </w:r>
     </w:p>
     <w:p>

--- a/output/summary/claims/FederatedGqlBreakDown-FE-claims.docx
+++ b/output/summary/claims/FederatedGqlBreakDown-FE-claims.docx
@@ -930,6 +930,34 @@
                 <w:rFonts w:ascii="Courier New" w:hAnsi="Courier New"/>
                 <w:sz w:val="18"/>
               </w:rPr>
+              <w:t>CLAIM-BE-B-03</w:t>
+            </w:r>
+            <w:r>
+              <w:rPr>
+                <w:color w:val="373737"/>
+                <w:sz w:val="18"/>
+              </w:rPr>
+              <w:t xml:space="preserve">, </w:t>
+            </w:r>
+            <w:r>
+              <w:rPr>
+                <w:rFonts w:ascii="Courier New" w:hAnsi="Courier New"/>
+                <w:sz w:val="18"/>
+              </w:rPr>
+              <w:t>CLAIM-BE-B-04</w:t>
+            </w:r>
+            <w:r>
+              <w:rPr>
+                <w:color w:val="373737"/>
+                <w:sz w:val="18"/>
+              </w:rPr>
+              <w:t xml:space="preserve">, </w:t>
+            </w:r>
+            <w:r>
+              <w:rPr>
+                <w:rFonts w:ascii="Courier New" w:hAnsi="Courier New"/>
+                <w:sz w:val="18"/>
+              </w:rPr>
               <w:t>CLAIM-FE-001</w:t>
             </w:r>
           </w:p>
@@ -1144,6 +1172,34 @@
                 <w:sz w:val="18"/>
               </w:rPr>
               <w:t>CLAIM-BE-D-03</w:t>
+            </w:r>
+            <w:r>
+              <w:rPr>
+                <w:color w:val="373737"/>
+                <w:sz w:val="18"/>
+              </w:rPr>
+              <w:t xml:space="preserve">, </w:t>
+            </w:r>
+            <w:r>
+              <w:rPr>
+                <w:rFonts w:ascii="Courier New" w:hAnsi="Courier New"/>
+                <w:sz w:val="18"/>
+              </w:rPr>
+              <w:t>CLAIM-BE-D-04</w:t>
+            </w:r>
+            <w:r>
+              <w:rPr>
+                <w:color w:val="373737"/>
+                <w:sz w:val="18"/>
+              </w:rPr>
+              <w:t xml:space="preserve">, </w:t>
+            </w:r>
+            <w:r>
+              <w:rPr>
+                <w:rFonts w:ascii="Courier New" w:hAnsi="Courier New"/>
+                <w:sz w:val="18"/>
+              </w:rPr>
+              <w:t>CLAIM-BE-D-05</w:t>
             </w:r>
           </w:p>
         </w:tc>
@@ -1690,6 +1746,34 @@
               </w:rPr>
               <w:t>CLAIM-BE-B-02</w:t>
             </w:r>
+            <w:r>
+              <w:rPr>
+                <w:color w:val="373737"/>
+                <w:sz w:val="18"/>
+              </w:rPr>
+              <w:t xml:space="preserve">, </w:t>
+            </w:r>
+            <w:r>
+              <w:rPr>
+                <w:rFonts w:ascii="Courier New" w:hAnsi="Courier New"/>
+                <w:sz w:val="18"/>
+              </w:rPr>
+              <w:t>CLAIM-BE-B-03</w:t>
+            </w:r>
+            <w:r>
+              <w:rPr>
+                <w:color w:val="373737"/>
+                <w:sz w:val="18"/>
+              </w:rPr>
+              <w:t xml:space="preserve">, </w:t>
+            </w:r>
+            <w:r>
+              <w:rPr>
+                <w:rFonts w:ascii="Courier New" w:hAnsi="Courier New"/>
+                <w:sz w:val="18"/>
+              </w:rPr>
+              <w:t>CLAIM-BE-B-04</w:t>
+            </w:r>
           </w:p>
         </w:tc>
         <w:tc>
@@ -1813,6 +1897,27 @@
                 <w:sz w:val="18"/>
               </w:rPr>
               <w:t>CLAIM-BE-D-03</w:t>
+            </w:r>
+            <w:r>
+              <w:rPr>
+                <w:color w:val="373737"/>
+                <w:sz w:val="18"/>
+              </w:rPr>
+              <w:t xml:space="preserve">, </w:t>
+            </w:r>
+            <w:r>
+              <w:rPr>
+                <w:rFonts w:ascii="Courier New" w:hAnsi="Courier New"/>
+                <w:sz w:val="18"/>
+              </w:rPr>
+              <w:t>CLAIM-BE-D-04</w:t>
+            </w:r>
+            <w:r>
+              <w:rPr>
+                <w:color w:val="373737"/>
+                <w:sz w:val="18"/>
+              </w:rPr>
+              <w:t xml:space="preserve"> (+1)</w:t>
             </w:r>
           </w:p>
         </w:tc>
